--- a/paper/Methodology_Proposed_Method.docx
+++ b/paper/Methodology_Proposed_Method.docx
@@ -1182,7 +1182,7 @@
     <w:p>
       <w:pPr/>
       <w:r>
-        <w:t>after which the model is pretrained to forecast the next patch autoregressively. This next-token objective produces reusable representations of trend, seasonality and transient structure that a downstream fault-prognosis task can inherit rather than relearn. We adopt Timer-XL as the primary backbone and additionally consider architecturally distinct TSFMs, Time-MoE, a decoder-only mixture-of-experts, and Sundial, a generative flow-matching forecaster. Despite their shared promise, a critical gap remains: no single TSFM is uniformly best, because each carries a structural bias inherited from its pretraining and architecture. This heterogeneity is not a nuisance to be averaged away, but a resource to be exploited, and it motivates a mechanism that routes among backbones and views instead of committing to one. The next section develops that mechanism.</w:t>
+        <w:t>after which the model is pretrained to forecast the next patch autoregressively. This next-token objective produces reusable representations of trend, seasonality and transient structure that a downstream fault-prognosis task can inherit rather than relearn. We adopt Timer-XL as the backbone and additionally consider two architecturally distinct TSFMs, Time-MoE, a decoder-only mixture-of-experts, and Sundial, a generative flow-matching forecaster, as zero-shot references. Despite their shared promise, a single TSFM is not uniformly reliable under few-shot adaptation, because its forecasting target still carries the non-stationary operating level that scarce fault data cannot pin down. This limitation is not removed by averaging backbones; it is removed by transforming the target itself. The next section develops an operator-augmented framework that does exactly this.</w:t>
       </w:r>
     </w:p>
     <w:p>
@@ -1208,7 +1208,19 @@
     <w:p>
       <w:pPr/>
       <w:r>
-        <w:t>The proposed framework, illustrated in Fig. 1, adapts several pretrained TSFMs to the target fault and then fuses their forecasts through a context-driven gate. This subsection concerns the first stage, in which each backbone is aligned to the target unit. A pretrained TSFM encodes generic dynamics but has never seen the specific unit or the specific fault. Full retraining on scarce fault data would destroy the prior, whereas pure zero-shot inference ignores unit-specific behaviour. We therefore align each backbone by lightweight supervised fine-tuning initialised from its pretrained weights θ₀,</w:t>
+        <w:t>The proposed framework, illustrated in Fig. 1, adapts a pretrained TSFM to the target fault and then combines complementary differencing operators through a decision-level union rule. This subsection concerns the first stage, in which the backbone is aligned to the target unit. A pretrained TSFM encodes generic dynamics but has never seen the specific unit or the specific fault. Full retraining on scarce fault data would destroy the prior, whereas pure zero-shot inference ignores unit-specific behaviour. We therefore align the backbone by lightweight supervised fine-tuning initialised from its pretrained weights θ₀,</w:t>
+      </w:r>
+    </w:p>
+    <w:p>
+      <w:pPr/>
+      <w:r>
+        <w:t xml:space="preserve">[[ FIGURE 1 PLACEHOLDER — insert image here ]]</w:t>
+      </w:r>
+    </w:p>
+    <w:p>
+      <w:pPr/>
+      <w:r>
+        <w:t xml:space="preserve">Fig. 1. Overview of the operator-augmented ensemble. A pretrained TSFM is few-shot aligned to the target unit, exposed through the raw, difference, and second-difference operators; the difference and second-difference alarm decisions are then fused by the direction-aware union rule into the early-warning decision.</w:t>
       </w:r>
     </w:p>
     <w:p>
@@ -1884,35 +1896,25 @@
       <w:r>
         <w:t>3.2</w:t>
         <w:tab/>
-        <w:t>Gate-Ensemble Route Mechanism</w:t>
+        <w:t>Operator Pool</w:t>
       </w:r>
     </w:p>
     <w:p>
       <w:pPr/>
       <w:r>
-        <w:t>A single aligned backbone, however well adapted, still commits to one view of the dynamics and therefore inherits one bias. Instead of selecting a winner, we maintain a small pool of heterogeneous forecasting operators and learn to route among them per sample and per horizon step. The mechanism has two parts, described in turn: the operators that generate candidate forecasts (Section 3.2.1), and the gate that blends them according to the current context (Section 3.2.2).</w:t>
-      </w:r>
-    </w:p>
-    <w:p>
-      <w:pPr>
-        <w:pStyle w:val="3"/>
-      </w:pPr>
-      <w:r>
-        <w:t>3.2.1</w:t>
-        <w:tab/>
-        <w:t>Operator Mechanism</w:t>
+        <w:t>A single aligned backbone, however well adapted, still commits to one view of the dynamics and inherits its bias. Instead of forecasting the raw series alone, we expose the backbone through a small pool of differencing operators, each a distinct view of the same dynamics.</w:t>
       </w:r>
     </w:p>
     <w:p>
       <w:pPr/>
       <w:r>
-        <w:t>The operator pool is deliberately heterogeneous along two orthogonal axes: different views of the same backbone, and different pretrained backbones. Both are exposed behind one uniform prediction contract, a forecast of identical shape and scale, so the gate that follows never needs to know which model produced a given trajectory. This contract is what lets the ensemble grow without altering the fusion logic.</w:t>
+        <w:t>These views are exposed behind a uniform prediction contract, a forecast of identical shape and scale, so the fusion that follows never needs to know which view produced a trajectory. The views form a kinematic ladder. The raw operator sees position, the difference operator sees velocity, and the second-difference operator sees the acceleration that marks a fault onset. Because they disagree exactly where prognosis is decided, near the onset, their combination is informative.</w:t>
       </w:r>
     </w:p>
     <w:p>
       <w:pPr/>
       <w:r>
-        <w:t>Along the first axis, two views of the adapted Timer-XL capture complementary dynamics. The target drifts smoothly during normal operation but accelerates as the fault matures. A forecaster fitted to the raw series captures the level and the slow structure faithfully, yet it reacts sluggishly at the onset of rapid change, because a small early deviation is dwarfed by the standing level. The raw operator forecasts the series as observed,</w:t>
+        <w:t>The target drifts smoothly during normal operation but accelerates as the fault matures. A forecaster fitted to the raw series captures the level and the slow structure faithfully, yet it reacts sluggishly at the onset of rapid change, because a small early deviation is dwarfed by the standing level. The raw operator forecasts the series as observed,</w:t>
       </w:r>
     </w:p>
     <w:p>
@@ -2190,29 +2192,12 @@
     <w:p>
       <w:pPr/>
       <w:r>
-        <w:t>so that the operator becomes sensitive to incipient acceleration, the increment view that the raw operator tends to smooth away. The two views share the backbone yet disagree exactly where prognosis is hardest, near the onset, which is what makes their combination informative.</w:t>
-      </w:r>
-    </w:p>
-    <w:p>
-      <w:pPr/>
-      <w:r>
-        <w:t>Along the second axis, additional pretrained TSFMs enter the pool as further operators, each contributing an architecturally distinct forecast that fails and succeeds in different regions of the input space. In the realised system the pool comprises N = 4 operators, { Timer-XL-diff, Timer-XL-raw, Time-MoE, Sundial }, in which the two Timer-XL views are few-shot aligned by Eq. (7), while Time-MoE, a decoder-only mixture-of-experts, and Sundial, a generative flow-matching model, are contributed as pretrained experts on the target variable. The framework is open by construction: any TSFM that respects the prediction contract can be added, and the gate absorbs it without change. This double heterogeneity, views crossed with backbones, is what makes the method an ensemble of foundation models in the plural rather than of a single backbone in two guises.</w:t>
-      </w:r>
-    </w:p>
-    <w:p>
-      <w:pPr>
-        <w:pStyle w:val="3"/>
-      </w:pPr>
-      <w:r>
-        <w:t>3.2.2</w:t>
-        <w:tab/>
-        <w:t>MLP Gate</w:t>
-      </w:r>
-    </w:p>
-    <w:p>
-      <w:pPr/>
-      <w:r>
-        <w:t>Which operator to trust is not a global constant but a function of the present regime: near a limit the increment view leads, whereas in a quiet band the level view is steadier and less jittery. A fixed average cannot express this dependence, so the gate makes the blend an explicit function of the window's context. The gate reads eight model-agnostic descriptors of the target window,</w:t>
+        <w:t>so that the operator becomes sensitive to incipient drift, the velocity view that the raw operator tends to smooth away. Velocity alone, however, still lags a curving onset, because the bend that precedes an alarm is a change in the rate itself.</w:t>
+      </w:r>
+    </w:p>
+    <w:p>
+      <w:r>
+        <w:t xml:space="preserve">The acceleration operator therefore forecasts the second difference,</w:t>
       </w:r>
     </w:p>
     <w:p>
@@ -2226,43 +2211,25 @@
         <w:tab/>
       </w:r>
       <m:oMath>
-        <m:r>
-          <m:t>φ</m:t>
-        </m:r>
-        <m:r>
-          <m:rPr>
-            <m:sty m:val="p"/>
-          </m:rPr>
-          <m:t>(</m:t>
-        </m:r>
-        <m:r>
-          <m:t>X</m:t>
-        </m:r>
-        <m:r>
-          <m:rPr>
-            <m:sty m:val="p"/>
-          </m:rPr>
-          <m:t>)</m:t>
-        </m:r>
-        <m:r>
-          <m:rPr>
-            <m:sty m:val="p"/>
-          </m:rPr>
-          <m:t>=</m:t>
-        </m:r>
-        <m:r>
-          <m:rPr>
-            <m:sty m:val="p"/>
-          </m:rPr>
-          <m:t>[</m:t>
-        </m:r>
-        <m:r>
-          <m:t> </m:t>
-        </m:r>
+        <m:sSup>
+          <m:e>
+            <m:r>
+              <m:rPr>
+                <m:sty m:val="p"/>
+              </m:rPr>
+              <m:t>∇</m:t>
+            </m:r>
+          </m:e>
+          <m:sup>
+            <m:r>
+              <m:t>2</m:t>
+            </m:r>
+          </m:sup>
+        </m:sSup>
         <m:sSub>
           <m:e>
             <m:r>
-              <m:t>x</m:t>
+              <m:t>y</m:t>
             </m:r>
           </m:e>
           <m:sub>
@@ -2275,15 +2242,12 @@
           <m:rPr>
             <m:sty m:val="p"/>
           </m:rPr>
-          <m:t>,</m:t>
-        </m:r>
-        <m:r>
-          <m:t> </m:t>
+          <m:t>=</m:t>
         </m:r>
         <m:sSub>
           <m:e>
             <m:r>
-              <m:t>x</m:t>
+              <m:t>y</m:t>
             </m:r>
           </m:e>
           <m:sub>
@@ -2298,10 +2262,13 @@
           </m:rPr>
           <m:t>−</m:t>
         </m:r>
+        <m:r>
+          <m:t>2</m:t>
+        </m:r>
         <m:sSub>
           <m:e>
             <m:r>
-              <m:t>x</m:t>
+              <m:t>y</m:t>
             </m:r>
           </m:e>
           <m:sub>
@@ -2323,231 +2290,29 @@
           <m:rPr>
             <m:sty m:val="p"/>
           </m:rPr>
-          <m:t>,</m:t>
-        </m:r>
-        <m:r>
-          <m:t> </m:t>
-        </m:r>
-        <m:r>
-          <m:rPr>
-            <m:sty m:val="p"/>
-          </m:rPr>
-          <m:t>m</m:t>
-        </m:r>
-        <m:r>
-          <m:rPr>
-            <m:sty m:val="p"/>
-          </m:rPr>
-          <m:t>e</m:t>
-        </m:r>
-        <m:r>
-          <m:rPr>
-            <m:sty m:val="p"/>
-          </m:rPr>
-          <m:t>a</m:t>
-        </m:r>
-        <m:r>
-          <m:rPr>
-            <m:sty m:val="p"/>
-          </m:rPr>
-          <m:t>n</m:t>
-        </m:r>
-        <m:r>
-          <m:rPr>
-            <m:sty m:val="p"/>
-          </m:rPr>
-          <m:t>,</m:t>
-        </m:r>
-        <m:r>
-          <m:t> </m:t>
-        </m:r>
-        <m:r>
-          <m:rPr>
-            <m:sty m:val="p"/>
-          </m:rPr>
-          <m:t>s</m:t>
-        </m:r>
-        <m:r>
-          <m:rPr>
-            <m:sty m:val="p"/>
-          </m:rPr>
-          <m:t>t</m:t>
-        </m:r>
-        <m:r>
-          <m:rPr>
-            <m:sty m:val="p"/>
-          </m:rPr>
-          <m:t>d</m:t>
-        </m:r>
-        <m:r>
-          <m:rPr>
-            <m:sty m:val="p"/>
-          </m:rPr>
-          <m:t>,</m:t>
-        </m:r>
-        <m:r>
-          <m:t> </m:t>
-        </m:r>
-        <m:r>
-          <m:rPr>
-            <m:sty m:val="p"/>
-          </m:rPr>
-          <m:t>s</m:t>
-        </m:r>
-        <m:r>
-          <m:rPr>
-            <m:sty m:val="p"/>
-          </m:rPr>
-          <m:t>l</m:t>
-        </m:r>
-        <m:r>
-          <m:rPr>
-            <m:sty m:val="p"/>
-          </m:rPr>
-          <m:t>o</m:t>
-        </m:r>
-        <m:r>
-          <m:rPr>
-            <m:sty m:val="p"/>
-          </m:rPr>
-          <m:t>p</m:t>
-        </m:r>
-        <m:r>
-          <m:rPr>
-            <m:sty m:val="p"/>
-          </m:rPr>
-          <m:t>e</m:t>
-        </m:r>
-        <m:r>
-          <m:rPr>
-            <m:sty m:val="p"/>
-          </m:rPr>
-          <m:t>,</m:t>
-        </m:r>
-        <m:r>
-          <m:t> </m:t>
-        </m:r>
-        <m:r>
-          <m:rPr>
-            <m:sty m:val="p"/>
-          </m:rPr>
-          <m:t>r</m:t>
-        </m:r>
-        <m:r>
-          <m:rPr>
-            <m:sty m:val="p"/>
-          </m:rPr>
-          <m:t>a</m:t>
-        </m:r>
-        <m:r>
-          <m:rPr>
-            <m:sty m:val="p"/>
-          </m:rPr>
-          <m:t>n</m:t>
-        </m:r>
-        <m:r>
-          <m:rPr>
-            <m:sty m:val="p"/>
-          </m:rPr>
-          <m:t>g</m:t>
-        </m:r>
-        <m:r>
-          <m:rPr>
-            <m:sty m:val="p"/>
-          </m:rPr>
-          <m:t>e</m:t>
-        </m:r>
-        <m:r>
-          <m:rPr>
-            <m:sty m:val="p"/>
-          </m:rPr>
-          <m:t>,</m:t>
-        </m:r>
-        <m:r>
-          <m:t> </m:t>
+          <m:t>+</m:t>
         </m:r>
         <m:sSub>
           <m:e>
             <m:r>
-              <m:t>x</m:t>
+              <m:t>y</m:t>
             </m:r>
           </m:e>
           <m:sub>
             <m:r>
               <m:t>t</m:t>
             </m:r>
+            <m:r>
+              <m:rPr>
+                <m:sty m:val="p"/>
+              </m:rPr>
+              <m:t>−</m:t>
+            </m:r>
+            <m:r>
+              <m:t>2</m:t>
+            </m:r>
           </m:sub>
         </m:sSub>
-        <m:r>
-          <m:rPr>
-            <m:sty m:val="p"/>
-          </m:rPr>
-          <m:t>−</m:t>
-        </m:r>
-        <m:r>
-          <m:t>ℓ</m:t>
-        </m:r>
-        <m:r>
-          <m:rPr>
-            <m:sty m:val="p"/>
-          </m:rPr>
-          <m:t>,</m:t>
-        </m:r>
-        <m:r>
-          <m:t> </m:t>
-        </m:r>
-        <m:r>
-          <m:t>u</m:t>
-        </m:r>
-        <m:r>
-          <m:rPr>
-            <m:sty m:val="p"/>
-          </m:rPr>
-          <m:t>−</m:t>
-        </m:r>
-        <m:sSub>
-          <m:e>
-            <m:r>
-              <m:t>x</m:t>
-            </m:r>
-          </m:e>
-          <m:sub>
-            <m:r>
-              <m:t>t</m:t>
-            </m:r>
-          </m:sub>
-        </m:sSub>
-        <m:r>
-          <m:t> </m:t>
-        </m:r>
-        <m:r>
-          <m:rPr>
-            <m:sty m:val="p"/>
-          </m:rPr>
-          <m:t>]</m:t>
-        </m:r>
-        <m:r>
-          <m:rPr>
-            <m:sty m:val="p"/>
-          </m:rPr>
-          <m:t>∈</m:t>
-        </m:r>
-        <m:sSup>
-          <m:e>
-            <m:r>
-              <m:rPr>
-                <m:scr m:val="double-struck"/>
-                <m:sty m:val="p"/>
-              </m:rPr>
-              <m:t>R</m:t>
-            </m:r>
-          </m:e>
-          <m:sup>
-            <m:r>
-              <m:t>8</m:t>
-            </m:r>
-          </m:sup>
-        </m:sSup>
       </m:oMath>
       <w:r>
         <w:tab/>
@@ -2555,9 +2320,8 @@
       </w:r>
     </w:p>
     <w:p>
-      <w:pPr/>
-      <w:r>
-        <w:t>covering the level, the one-step increment, the dispersion, the ordinary least-squares trend slope, the span, and the two distances to the control limits, so that the gate perceives both the local dynamics and the proximity to an alarm. These features are computed from the input window only, never from the future, and are standardised before use. An MLP g_ψ maps the standardised feature vector to per-step routing weights over the N operators,</w:t>
+      <w:r>
+        <w:t xml:space="preserve">and restores the target by anchored double summation from the last observed value y_t and the last observed first difference d_t,</w:t>
       </w:r>
     </w:p>
     <w:p>
@@ -2571,218 +2335,7 @@
         <w:tab/>
       </w:r>
       <m:oMath>
-        <m:r>
-          <m:t>W</m:t>
-        </m:r>
-        <m:r>
-          <m:rPr>
-            <m:sty m:val="p"/>
-          </m:rPr>
-          <m:t>=</m:t>
-        </m:r>
         <m:sSub>
-          <m:e>
-            <m:r>
-              <m:rPr>
-                <m:sty m:val="p"/>
-              </m:rPr>
-              <m:t>s</m:t>
-            </m:r>
-            <m:r>
-              <m:rPr>
-                <m:sty m:val="p"/>
-              </m:rPr>
-              <m:t>o</m:t>
-            </m:r>
-            <m:r>
-              <m:rPr>
-                <m:sty m:val="p"/>
-              </m:rPr>
-              <m:t>f</m:t>
-            </m:r>
-            <m:r>
-              <m:rPr>
-                <m:sty m:val="p"/>
-              </m:rPr>
-              <m:t>t</m:t>
-            </m:r>
-            <m:r>
-              <m:rPr>
-                <m:sty m:val="p"/>
-              </m:rPr>
-              <m:t>m</m:t>
-            </m:r>
-            <m:r>
-              <m:rPr>
-                <m:sty m:val="p"/>
-              </m:rPr>
-              <m:t>a</m:t>
-            </m:r>
-            <m:r>
-              <m:rPr>
-                <m:sty m:val="p"/>
-              </m:rPr>
-              <m:t>x</m:t>
-            </m:r>
-          </m:e>
-          <m:sub>
-            <m:r>
-              <m:t>N</m:t>
-            </m:r>
-          </m:sub>
-        </m:sSub>
-        <m:r>
-          <m:t>​</m:t>
-        </m:r>
-        <m:d>
-          <m:dPr>
-            <m:begChr m:val="("/>
-            <m:sepChr m:val=""/>
-            <m:endChr m:val=")"/>
-            <m:grow/>
-          </m:dPr>
-          <m:e>
-            <m:r>
-              <m:rPr>
-                <m:sty m:val="p"/>
-              </m:rPr>
-              <m:t>r</m:t>
-            </m:r>
-            <m:r>
-              <m:rPr>
-                <m:sty m:val="p"/>
-              </m:rPr>
-              <m:t>e</m:t>
-            </m:r>
-            <m:r>
-              <m:rPr>
-                <m:sty m:val="p"/>
-              </m:rPr>
-              <m:t>s</m:t>
-            </m:r>
-            <m:r>
-              <m:rPr>
-                <m:sty m:val="p"/>
-              </m:rPr>
-              <m:t>h</m:t>
-            </m:r>
-            <m:r>
-              <m:rPr>
-                <m:sty m:val="p"/>
-              </m:rPr>
-              <m:t>a</m:t>
-            </m:r>
-            <m:r>
-              <m:rPr>
-                <m:sty m:val="p"/>
-              </m:rPr>
-              <m:t>p</m:t>
-            </m:r>
-            <m:r>
-              <m:rPr>
-                <m:sty m:val="p"/>
-              </m:rPr>
-              <m:t>e</m:t>
-            </m:r>
-            <m:r>
-              <m:rPr>
-                <m:sty m:val="p"/>
-              </m:rPr>
-              <m:t>(</m:t>
-            </m:r>
-            <m:r>
-              <m:t> </m:t>
-            </m:r>
-            <m:sSub>
-              <m:e>
-                <m:r>
-                  <m:t>g</m:t>
-                </m:r>
-              </m:e>
-              <m:sub>
-                <m:r>
-                  <m:t>ψ</m:t>
-                </m:r>
-              </m:sub>
-            </m:sSub>
-            <m:r>
-              <m:rPr>
-                <m:sty m:val="p"/>
-              </m:rPr>
-              <m:t>(</m:t>
-            </m:r>
-            <m:acc>
-              <m:accPr>
-                <m:chr m:val="̃"/>
-              </m:accPr>
-              <m:e>
-                <m:r>
-                  <m:t>φ</m:t>
-                </m:r>
-              </m:e>
-            </m:acc>
-            <m:r>
-              <m:rPr>
-                <m:sty m:val="p"/>
-              </m:rPr>
-              <m:t>)</m:t>
-            </m:r>
-            <m:r>
-              <m:rPr>
-                <m:sty m:val="p"/>
-              </m:rPr>
-              <m:t>,</m:t>
-            </m:r>
-            <m:r>
-              <m:t> </m:t>
-            </m:r>
-            <m:r>
-              <m:t>H</m:t>
-            </m:r>
-            <m:r>
-              <m:rPr>
-                <m:sty m:val="p"/>
-              </m:rPr>
-              <m:t>×</m:t>
-            </m:r>
-            <m:r>
-              <m:t>N</m:t>
-            </m:r>
-            <m:r>
-              <m:t> </m:t>
-            </m:r>
-            <m:r>
-              <m:rPr>
-                <m:sty m:val="p"/>
-              </m:rPr>
-              <m:t>)</m:t>
-            </m:r>
-          </m:e>
-        </m:d>
-      </m:oMath>
-      <w:r>
-        <w:tab/>
-        <w:t xml:space="preserve">(13)</w:t>
-      </w:r>
-    </w:p>
-    <w:p>
-      <w:pPr/>
-      <w:r>
-        <w:t>where the softmax is taken over operators independently at each horizon step; for the two-operator case this collapses to a single sigmoid weight w_h ∈ (0,1). The ensemble forecast is then the per-step convex combination</w:t>
-      </w:r>
-    </w:p>
-    <w:p>
-      <w:pPr>
-        <w:tabs>
-          <w:tab w:pos="4110" w:val="center"/>
-          <w:tab w:pos="8220" w:val="right"/>
-        </w:tabs>
-      </w:pPr>
-      <w:r>
-        <w:tab/>
-      </w:r>
-      <m:oMath>
-        <m:sSubSup>
           <m:e>
             <m:acc>
               <m:accPr>
@@ -2809,41 +2362,30 @@
               <m:t>h</m:t>
             </m:r>
           </m:sub>
-          <m:sup>
-            <m:r>
-              <m:t> </m:t>
-            </m:r>
-            <m:r>
-              <m:rPr>
-                <m:sty m:val="p"/>
-              </m:rPr>
-              <m:t>g</m:t>
-            </m:r>
-            <m:r>
-              <m:rPr>
-                <m:sty m:val="p"/>
-              </m:rPr>
-              <m:t>a</m:t>
-            </m:r>
-            <m:r>
-              <m:rPr>
-                <m:sty m:val="p"/>
-              </m:rPr>
+        </m:sSub>
+        <m:r>
+          <m:rPr>
+            <m:sty m:val="p"/>
+          </m:rPr>
+          <m:t>=</m:t>
+        </m:r>
+        <m:sSub>
+          <m:e>
+            <m:r>
+              <m:t>y</m:t>
+            </m:r>
+          </m:e>
+          <m:sub>
+            <m:r>
               <m:t>t</m:t>
             </m:r>
-            <m:r>
-              <m:rPr>
-                <m:sty m:val="p"/>
-              </m:rPr>
-              <m:t>e</m:t>
-            </m:r>
-          </m:sup>
-        </m:sSubSup>
-        <m:r>
-          <m:rPr>
-            <m:sty m:val="p"/>
-          </m:rPr>
-          <m:t>=</m:t>
+          </m:sub>
+        </m:sSub>
+        <m:r>
+          <m:rPr>
+            <m:sty m:val="p"/>
+          </m:rPr>
+          <m:t>+</m:t>
         </m:r>
         <m:nary>
           <m:naryPr>
@@ -2854,7 +2396,7 @@
           </m:naryPr>
           <m:sub>
             <m:r>
-              <m:t>i</m:t>
+              <m:t>k</m:t>
             </m:r>
             <m:r>
               <m:rPr>
@@ -2868,89 +2410,108 @@
           </m:sub>
           <m:sup>
             <m:r>
-              <m:t>N</m:t>
+              <m:t>h</m:t>
             </m:r>
           </m:sup>
           <m:e>
-            <m:sSub>
+            <m:d>
+              <m:dPr>
+                <m:begChr m:val="["/>
+                <m:sepChr m:val=""/>
+                <m:endChr m:val="]"/>
+                <m:grow/>
+              </m:dPr>
               <m:e>
                 <m:r>
-                  <m:t>W</m:t>
+                  <m:t> </m:t>
                 </m:r>
-              </m:e>
-              <m:sub>
-                <m:r>
-                  <m:t>h</m:t>
-                </m:r>
+                <m:sSub>
+                  <m:e>
+                    <m:r>
+                      <m:t>d</m:t>
+                    </m:r>
+                  </m:e>
+                  <m:sub>
+                    <m:r>
+                      <m:t>t</m:t>
+                    </m:r>
+                  </m:sub>
+                </m:sSub>
                 <m:r>
                   <m:rPr>
                     <m:sty m:val="p"/>
                   </m:rPr>
-                  <m:t>,</m:t>
+                  <m:t>+</m:t>
                 </m:r>
-                <m:r>
-                  <m:t>i</m:t>
-                </m:r>
-              </m:sub>
-            </m:sSub>
+                <m:nary>
+                  <m:naryPr>
+                    <m:chr m:val="∑"/>
+                    <m:limLoc m:val="undOvr"/>
+                    <m:subHide m:val="off"/>
+                    <m:supHide m:val="off"/>
+                  </m:naryPr>
+                  <m:sub>
+                    <m:r>
+                      <m:t>j</m:t>
+                    </m:r>
+                    <m:r>
+                      <m:rPr>
+                        <m:sty m:val="p"/>
+                      </m:rPr>
+                      <m:t>=</m:t>
+                    </m:r>
+                    <m:r>
+                      <m:t>1</m:t>
+                    </m:r>
+                  </m:sub>
+                  <m:sup>
+                    <m:r>
+                      <m:t>k</m:t>
+                    </m:r>
+                  </m:sup>
+                  <m:e>
+                    <m:sSub>
+                      <m:e>
+                        <m:acc>
+                          <m:accPr>
+                            <m:chr m:val="̂"/>
+                          </m:accPr>
+                          <m:e>
+                            <m:r>
+                              <m:t>g</m:t>
+                            </m:r>
+                          </m:e>
+                        </m:acc>
+                      </m:e>
+                      <m:sub>
+                        <m:r>
+                          <m:t>t</m:t>
+                        </m:r>
+                        <m:r>
+                          <m:rPr>
+                            <m:sty m:val="p"/>
+                          </m:rPr>
+                          <m:t>+</m:t>
+                        </m:r>
+                        <m:r>
+                          <m:t>j</m:t>
+                        </m:r>
+                      </m:sub>
+                    </m:sSub>
+                  </m:e>
+                </m:nary>
+              </m:e>
+            </m:d>
           </m:e>
         </m:nary>
         <m:r>
-          <m:t> </m:t>
-        </m:r>
-        <m:sSubSup>
-          <m:e>
-            <m:acc>
-              <m:accPr>
-                <m:chr m:val="̂"/>
-              </m:accPr>
-              <m:e>
-                <m:r>
-                  <m:t>y</m:t>
-                </m:r>
-              </m:e>
-            </m:acc>
-          </m:e>
-          <m:sub>
-            <m:r>
-              <m:t>t</m:t>
-            </m:r>
-            <m:r>
-              <m:rPr>
-                <m:sty m:val="p"/>
-              </m:rPr>
-              <m:t>+</m:t>
-            </m:r>
-            <m:r>
-              <m:t>h</m:t>
-            </m:r>
-          </m:sub>
-          <m:sup>
-            <m:r>
-              <m:rPr>
-                <m:sty m:val="p"/>
-              </m:rPr>
-              <m:t>(</m:t>
-            </m:r>
-            <m:r>
-              <m:t>i</m:t>
-            </m:r>
-            <m:r>
-              <m:rPr>
-                <m:sty m:val="p"/>
-              </m:rPr>
-              <m:t>)</m:t>
-            </m:r>
-          </m:sup>
-        </m:sSubSup>
-        <m:r>
           <m:rPr>
             <m:sty m:val="p"/>
           </m:rPr>
           <m:t>,</m:t>
         </m:r>
         <m:r>
-          <m:t>  </m:t>
+          <m:t> </m:t>
         </m:r>
         <m:r>
           <m:t>h</m:t>
@@ -2988,13 +2549,18 @@
       </m:oMath>
       <w:r>
         <w:tab/>
-        <w:t xml:space="preserve">(14)</w:t>
+        <w:t xml:space="preserve">(13)</w:t>
+      </w:r>
+    </w:p>
+    <w:p>
+      <w:r>
+        <w:t xml:space="preserve">where ĝ is the forecast second difference. Second-order differencing removes both the operating level and the linear drift from the forecasting target, leaving a near-stationary, low-amplitude residual. The backbone then fits only the shape of the onset rather than relearning the operating level from scarce fault windows, which is the source of the data efficiency reported in Section 5.</w:t>
       </w:r>
     </w:p>
     <w:p>
       <w:pPr/>
       <w:r>
-        <w:t>which allows the gate to hand the near horizon to the increment operator and the far horizon to the level operator within a single window, a flexibility that a sample-level selector cannot provide. Steps beyond the prognosis horizon H fall back to a designated base operator. Two properties make this gate cheap and robust. It is context-only, consuming input-window statistics rather than the operators' outputs, and it fuses at the prediction level, which leaves the expensive backbones frozen at fusion time and keeps every operator behind a single uniform interface.</w:t>
+        <w:t>Two architecturally distinct foundation models, Time-MoE and Sundial, are additionally evaluated as zero-shot references on the target variable. They are not fused into the prognostic decision, but they calibrate how much of the framework's performance comes from foundation-model pretraining alone and how much from the operator augmentation. The pool is open by construction, since any forecaster that respects the prediction contract can be added without altering the fusion logic.</w:t>
       </w:r>
     </w:p>
     <w:p>
@@ -3004,19 +2570,19 @@
       <w:r>
         <w:t>3.3</w:t>
         <w:tab/>
-        <w:t>Prognosis Decision Rule</w:t>
+        <w:t>Prognosis Decision Rule and Union Fusion</w:t>
       </w:r>
     </w:p>
     <w:p>
       <w:pPr/>
       <w:r>
-        <w:t>The forecasts assembled so far are continuous trajectories, whereas a prognostic system must emit a discrete early-warning decision that an operator can act on. This subsection formalises that mapping for the fused forecast ŷ^gate of Eq. (14), and with it the lead-time and false-alarm quantities on which the evaluation ultimately rests. Placing the rule here, downstream of fusion, keeps the decision logic separate from the forecasting model and makes explicit that the same rule is applied identically to every operator and baseline.</w:t>
+        <w:t>The forecasts assembled so far are continuous trajectories, whereas a prognostic system must emit a discrete early-warning decision. This subsection first maps a single operator's forecast to an alarm decision, together with the lead-time and false-alarm quantities on which the evaluation rests, and then defines the union rule that fuses the velocity and acceleration operators at the decision level. Placing the rule here, downstream of the operators, keeps the decision logic separate from the forecasting model and makes explicit that the same rule is applied identically to every operator and baseline.</w:t>
       </w:r>
     </w:p>
     <w:p>
       <w:pPr/>
       <w:r>
-        <w:t>At each decision time t the fused forecast is compared against the healthy control band of Eq. (3). The window issues an anticipated alarm when any step within the prognosis horizon H leaves the band,</w:t>
+        <w:t>At each decision time t an operator's forecast ŷ is compared against the healthy control band of Eq. (3). The window issues an anticipated alarm when any step within the prognosis horizon H leaves the band,</w:t>
       </w:r>
     </w:p>
     <w:p>
@@ -3277,7 +2843,7 @@
       </m:oMath>
       <w:r>
         <w:tab/>
-        <w:t xml:space="preserve">(15)</w:t>
+        <w:t>(14)</w:t>
       </w:r>
     </w:p>
     <w:p>
@@ -3558,7 +3124,7 @@
       </m:oMath>
       <w:r>
         <w:tab/>
-        <w:t xml:space="preserve">(16)</w:t>
+        <w:t>(15)</w:t>
       </w:r>
     </w:p>
     <w:p>
@@ -3810,7 +3376,7 @@
       </m:oMath>
       <w:r>
         <w:tab/>
-        <w:t xml:space="preserve">(17)</w:t>
+        <w:t>(16)</w:t>
       </w:r>
     </w:p>
     <w:p>
@@ -4089,29 +3655,12 @@
       </m:oMath>
       <w:r>
         <w:tab/>
-        <w:t xml:space="preserve">(18)</w:t>
-      </w:r>
-    </w:p>
-    <w:p>
-      <w:pPr/>
-      <w:r>
-        <w:t>which measures how often the system raises a false warning during quiet operation. Crucially, lead time and false alarms trade off against each other, so neither is meaningful in isolation. We therefore judge prognosis at a controlled operating point, reporting the detection recall attainable while holding preFAR within a fixed budget β. This budgeted view, rather than raw forecasting error, is the criterion at which a prognostic system is deployed, and it is the operating regime the proposed gate is designed to dominate.</w:t>
-      </w:r>
-    </w:p>
-    <w:p>
-      <w:pPr>
-        <w:pStyle w:val="2"/>
-      </w:pPr>
-      <w:r>
-        <w:t>3.4</w:t>
-        <w:tab/>
-        <w:t>Optimization Methodology</w:t>
-      </w:r>
-    </w:p>
-    <w:p>
-      <w:pPr/>
-      <w:r>
-        <w:t>Training the operators and the gate jointly on scarce fault data would be a mistake on two counts: the gate could memorise the few fault windows rather than learn a regime-aware policy, and the backbones would become coupled to a particular gate. We therefore optimise the two stages separately. In the first stage, each operator is few-shot aligned in isolation by the objective of Eq. (7). In the second stage, the gate is fit on a held-out validation split while every operator is kept frozen,</w:t>
+        <w:t>(17)</w:t>
+      </w:r>
+    </w:p>
+    <w:p>
+      <w:r>
+        <w:t xml:space="preserve">These per-operator quantities let us combine the operators where it counts, at the decision. The velocity and acceleration views catch different onset shapes, the velocity view leading on steady ramps and the acceleration view on curving onsets. The union rule tests the upper limit against the larger of the two forecasts and the lower limit against the smaller, and issues an anticipated alarm when either boundary is breached anywhere in the horizon,</w:t>
       </w:r>
     </w:p>
     <w:p>
@@ -4128,15 +3677,12 @@
         <m:sSup>
           <m:e>
             <m:r>
-              <m:t>ψ</m:t>
+              <m:t>A</m:t>
             </m:r>
           </m:e>
           <m:sup>
             <m:r>
-              <m:rPr>
-                <m:sty m:val="p"/>
-              </m:rPr>
-              <m:t>*</m:t>
+              <m:t>U</m:t>
             </m:r>
           </m:sup>
         </m:sSup>
@@ -4146,232 +3692,374 @@
           </m:rPr>
           <m:t>=</m:t>
         </m:r>
-        <m:sSub>
+        <m:r>
+          <m:rPr>
+            <m:scr m:val="double-struck"/>
+            <m:sty m:val="p"/>
+          </m:rPr>
+          <m:t>𝟙</m:t>
+        </m:r>
+        <m:r>
+          <m:t>​</m:t>
+        </m:r>
+        <m:d>
+          <m:dPr>
+            <m:begChr m:val="{"/>
+            <m:sepChr m:val=""/>
+            <m:endChr m:val="}"/>
+            <m:grow/>
+          </m:dPr>
           <m:e>
             <m:r>
-              <m:rPr>
-                <m:sty m:val="p"/>
-              </m:rPr>
-              <m:t>arg min</m:t>
-            </m:r>
-          </m:e>
-          <m:sub>
-            <m:r>
-              <m:t>ψ</m:t>
-            </m:r>
-          </m:sub>
-        </m:sSub>
-        <m:r>
-          <m:t> </m:t>
-        </m:r>
-        <m:f>
-          <m:fPr>
-            <m:type m:val="bar"/>
-          </m:fPr>
-          <m:num>
+              <m:t> </m:t>
+            </m:r>
+            <m:r>
+              <m:rPr>
+                <m:sty m:val="p"/>
+              </m:rPr>
+              <m:t>∃</m:t>
+            </m:r>
+            <m:r>
+              <m:t> </m:t>
+            </m:r>
+            <m:r>
+              <m:t>h</m:t>
+            </m:r>
+            <m:r>
+              <m:rPr>
+                <m:sty m:val="p"/>
+              </m:rPr>
+              <m:t>∈</m:t>
+            </m:r>
+            <m:r>
+              <m:rPr>
+                <m:sty m:val="p"/>
+              </m:rPr>
+              <m:t>{</m:t>
+            </m:r>
             <m:r>
               <m:t>1</m:t>
             </m:r>
-          </m:num>
-          <m:den>
-            <m:r>
-              <m:rPr>
-                <m:sty m:val="p"/>
-              </m:rPr>
-              <m:t>|</m:t>
-            </m:r>
-            <m:r>
-              <m:rPr>
-                <m:scr m:val="script"/>
-                <m:sty m:val="p"/>
-              </m:rPr>
-              <m:t>V</m:t>
-            </m:r>
-            <m:r>
-              <m:rPr>
-                <m:sty m:val="p"/>
-              </m:rPr>
-              <m:t>|</m:t>
-            </m:r>
-          </m:den>
-        </m:f>
-        <m:nary>
-          <m:naryPr>
-            <m:chr m:val="∑"/>
-            <m:limLoc m:val="undOvr"/>
-            <m:subHide m:val="off"/>
-            <m:supHide m:val="on"/>
-          </m:naryPr>
-          <m:sub>
-            <m:r>
-              <m:t>t</m:t>
-            </m:r>
-            <m:r>
-              <m:rPr>
-                <m:sty m:val="p"/>
-              </m:rPr>
-              <m:t>∈</m:t>
-            </m:r>
-            <m:r>
-              <m:rPr>
-                <m:scr m:val="script"/>
-                <m:sty m:val="p"/>
-              </m:rPr>
-              <m:t>V</m:t>
-            </m:r>
-          </m:sub>
-          <m:sup>
+            <m:r>
+              <m:rPr>
+                <m:sty m:val="p"/>
+              </m:rPr>
+              <m:t>,</m:t>
+            </m:r>
+            <m:r>
+              <m:rPr>
+                <m:sty m:val="p"/>
+              </m:rPr>
+              <m:t>…</m:t>
+            </m:r>
+            <m:r>
+              <m:rPr>
+                <m:sty m:val="p"/>
+              </m:rPr>
+              <m:t>,</m:t>
+            </m:r>
+            <m:r>
+              <m:t>H</m:t>
+            </m:r>
+            <m:r>
+              <m:rPr>
+                <m:sty m:val="p"/>
+              </m:rPr>
+              <m:t>}</m:t>
+            </m:r>
+            <m:r>
+              <m:rPr>
+                <m:sty m:val="p"/>
+              </m:rPr>
+              <m:t>:</m:t>
+            </m:r>
+            <m:r>
+              <m:rPr>
+                <m:sty m:val="p"/>
+              </m:rPr>
+              <m:t>max</m:t>
+            </m:r>
             <m:r>
               <m:t>​</m:t>
             </m:r>
-          </m:sup>
-          <m:e>
-            <m:nary>
-              <m:naryPr>
-                <m:chr m:val="∑"/>
-                <m:limLoc m:val="undOvr"/>
-                <m:subHide m:val="off"/>
-                <m:supHide m:val="off"/>
-              </m:naryPr>
-              <m:sub>
-                <m:r>
-                  <m:t>h</m:t>
-                </m:r>
+            <m:d>
+              <m:dPr>
+                <m:begChr m:val="("/>
+                <m:sepChr m:val=""/>
+                <m:endChr m:val=")"/>
+                <m:grow/>
+              </m:dPr>
+              <m:e>
+                <m:sSubSup>
+                  <m:e>
+                    <m:acc>
+                      <m:accPr>
+                        <m:chr m:val="̂"/>
+                      </m:accPr>
+                      <m:e>
+                        <m:r>
+                          <m:t>y</m:t>
+                        </m:r>
+                      </m:e>
+                    </m:acc>
+                  </m:e>
+                  <m:sub>
+                    <m:r>
+                      <m:t>t</m:t>
+                    </m:r>
+                    <m:r>
+                      <m:rPr>
+                        <m:sty m:val="p"/>
+                      </m:rPr>
+                      <m:t>+</m:t>
+                    </m:r>
+                    <m:r>
+                      <m:t>h</m:t>
+                    </m:r>
+                  </m:sub>
+                  <m:sup>
+                    <m:r>
+                      <m:rPr>
+                        <m:sty m:val="p"/>
+                      </m:rPr>
+                      <m:t>∇</m:t>
+                    </m:r>
+                  </m:sup>
+                </m:sSubSup>
                 <m:r>
                   <m:rPr>
                     <m:sty m:val="p"/>
                   </m:rPr>
-                  <m:t>=</m:t>
+                  <m:t>,</m:t>
                 </m:r>
                 <m:r>
-                  <m:t>1</m:t>
+                  <m:t> </m:t>
                 </m:r>
-              </m:sub>
-              <m:sup>
-                <m:r>
-                  <m:t>H</m:t>
-                </m:r>
-              </m:sup>
+                <m:sSubSup>
+                  <m:e>
+                    <m:acc>
+                      <m:accPr>
+                        <m:chr m:val="̂"/>
+                      </m:accPr>
+                      <m:e>
+                        <m:r>
+                          <m:t>y</m:t>
+                        </m:r>
+                      </m:e>
+                    </m:acc>
+                  </m:e>
+                  <m:sub>
+                    <m:r>
+                      <m:t>t</m:t>
+                    </m:r>
+                    <m:r>
+                      <m:rPr>
+                        <m:sty m:val="p"/>
+                      </m:rPr>
+                      <m:t>+</m:t>
+                    </m:r>
+                    <m:r>
+                      <m:t>h</m:t>
+                    </m:r>
+                  </m:sub>
+                  <m:sup>
+                    <m:sSup>
+                      <m:e>
+                        <m:r>
+                          <m:rPr>
+                            <m:sty m:val="p"/>
+                          </m:rPr>
+                          <m:t>∇</m:t>
+                        </m:r>
+                      </m:e>
+                      <m:sup>
+                        <m:r>
+                          <m:t>2</m:t>
+                        </m:r>
+                      </m:sup>
+                    </m:sSup>
+                  </m:sup>
+                </m:sSubSup>
+              </m:e>
+            </m:d>
+            <m:r>
+              <m:rPr>
+                <m:sty m:val="p"/>
+              </m:rPr>
+              <m:t>&gt;</m:t>
+            </m:r>
+            <m:r>
+              <m:t>u</m:t>
+            </m:r>
+            <m:r>
+              <m:t> </m:t>
+            </m:r>
+            <m:r>
+              <m:rPr>
+                <m:sty m:val="p"/>
+              </m:rPr>
+              <m:t>∨</m:t>
+            </m:r>
+            <m:r>
+              <m:t> </m:t>
+            </m:r>
+            <m:r>
+              <m:rPr>
+                <m:sty m:val="p"/>
+              </m:rPr>
+              <m:t>min</m:t>
+            </m:r>
+            <m:r>
+              <m:t>​</m:t>
+            </m:r>
+            <m:d>
+              <m:dPr>
+                <m:begChr m:val="("/>
+                <m:sepChr m:val=""/>
+                <m:endChr m:val=")"/>
+                <m:grow/>
+              </m:dPr>
               <m:e>
+                <m:sSubSup>
+                  <m:e>
+                    <m:acc>
+                      <m:accPr>
+                        <m:chr m:val="̂"/>
+                      </m:accPr>
+                      <m:e>
+                        <m:r>
+                          <m:t>y</m:t>
+                        </m:r>
+                      </m:e>
+                    </m:acc>
+                  </m:e>
+                  <m:sub>
+                    <m:r>
+                      <m:t>t</m:t>
+                    </m:r>
+                    <m:r>
+                      <m:rPr>
+                        <m:sty m:val="p"/>
+                      </m:rPr>
+                      <m:t>+</m:t>
+                    </m:r>
+                    <m:r>
+                      <m:t>h</m:t>
+                    </m:r>
+                  </m:sub>
+                  <m:sup>
+                    <m:r>
+                      <m:rPr>
+                        <m:sty m:val="p"/>
+                      </m:rPr>
+                      <m:t>∇</m:t>
+                    </m:r>
+                  </m:sup>
+                </m:sSubSup>
                 <m:r>
                   <m:rPr>
                     <m:sty m:val="p"/>
                   </m:rPr>
-                  <m:t>(</m:t>
+                  <m:t>,</m:t>
                 </m:r>
+                <m:r>
+                  <m:t> </m:t>
+                </m:r>
+                <m:sSubSup>
+                  <m:e>
+                    <m:acc>
+                      <m:accPr>
+                        <m:chr m:val="̂"/>
+                      </m:accPr>
+                      <m:e>
+                        <m:r>
+                          <m:t>y</m:t>
+                        </m:r>
+                      </m:e>
+                    </m:acc>
+                  </m:e>
+                  <m:sub>
+                    <m:r>
+                      <m:t>t</m:t>
+                    </m:r>
+                    <m:r>
+                      <m:rPr>
+                        <m:sty m:val="p"/>
+                      </m:rPr>
+                      <m:t>+</m:t>
+                    </m:r>
+                    <m:r>
+                      <m:t>h</m:t>
+                    </m:r>
+                  </m:sub>
+                  <m:sup>
+                    <m:sSup>
+                      <m:e>
+                        <m:r>
+                          <m:rPr>
+                            <m:sty m:val="p"/>
+                          </m:rPr>
+                          <m:t>∇</m:t>
+                        </m:r>
+                      </m:e>
+                      <m:sup>
+                        <m:r>
+                          <m:t>2</m:t>
+                        </m:r>
+                      </m:sup>
+                    </m:sSup>
+                  </m:sup>
+                </m:sSubSup>
               </m:e>
-            </m:nary>
+            </m:d>
+            <m:r>
+              <m:rPr>
+                <m:sty m:val="p"/>
+              </m:rPr>
+              <m:t>&lt;</m:t>
+            </m:r>
+            <m:r>
+              <m:t>ℓ</m:t>
+            </m:r>
           </m:e>
-        </m:nary>
-        <m:sSubSup>
-          <m:e>
-            <m:acc>
-              <m:accPr>
-                <m:chr m:val="̂"/>
-              </m:accPr>
-              <m:e>
-                <m:r>
-                  <m:t>y</m:t>
-                </m:r>
-              </m:e>
-            </m:acc>
-          </m:e>
-          <m:sub>
-            <m:r>
-              <m:t>t</m:t>
-            </m:r>
-            <m:r>
-              <m:rPr>
-                <m:sty m:val="p"/>
-              </m:rPr>
-              <m:t>+</m:t>
-            </m:r>
-            <m:r>
-              <m:t>h</m:t>
-            </m:r>
-          </m:sub>
-          <m:sup>
-            <m:r>
-              <m:t> </m:t>
-            </m:r>
-            <m:r>
-              <m:rPr>
-                <m:sty m:val="p"/>
-              </m:rPr>
-              <m:t>g</m:t>
-            </m:r>
-            <m:r>
-              <m:rPr>
-                <m:sty m:val="p"/>
-              </m:rPr>
-              <m:t>a</m:t>
-            </m:r>
-            <m:r>
-              <m:rPr>
-                <m:sty m:val="p"/>
-              </m:rPr>
-              <m:t>t</m:t>
-            </m:r>
-            <m:r>
-              <m:rPr>
-                <m:sty m:val="p"/>
-              </m:rPr>
-              <m:t>e</m:t>
-            </m:r>
-          </m:sup>
-        </m:sSubSup>
-        <m:r>
-          <m:rPr>
-            <m:sty m:val="p"/>
-          </m:rPr>
-          <m:t>−</m:t>
-        </m:r>
-        <m:sSub>
-          <m:e>
-            <m:r>
-              <m:t>y</m:t>
-            </m:r>
-          </m:e>
-          <m:sub>
-            <m:r>
-              <m:t>t</m:t>
-            </m:r>
-            <m:r>
-              <m:rPr>
-                <m:sty m:val="p"/>
-              </m:rPr>
-              <m:t>+</m:t>
-            </m:r>
-            <m:r>
-              <m:t>h</m:t>
-            </m:r>
-          </m:sub>
-        </m:sSub>
-        <m:sSup>
-          <m:e>
-            <m:r>
-              <m:rPr>
-                <m:sty m:val="p"/>
-              </m:rPr>
-              <m:t>)</m:t>
-            </m:r>
-          </m:e>
-          <m:sup>
-            <m:r>
-              <m:t>2</m:t>
-            </m:r>
-          </m:sup>
-        </m:sSup>
+        </m:d>
       </m:oMath>
       <w:r>
         <w:tab/>
-        <w:t xml:space="preserve">(19)</w:t>
+        <w:t>(18)</w:t>
+      </w:r>
+    </w:p>
+    <w:p>
+      <w:r>
+        <w:t>which is exactly the logical union of the two operators' alarm flags, A^U = A^∇ ∨ A^(∇²). The union fires whenever either view anticipates a crossing, so it recovers onsets that either view alone would miss. Its cost is a higher false-alarm rate, quantified in Section 5.</w:t>
       </w:r>
     </w:p>
     <w:p>
       <w:pPr/>
       <w:r>
-        <w:t>optimised with Adam at a learning rate of 10⁻³, weight decay 10⁻⁴ and 500 epochs. Fitting the gate on a split that is disjoint from both the operator adaptation and the test data prevents it from overfitting the very operators it arbitrates, and it is the reason the fused forecast generalises rather than merely interpolating known outcomes. The optimisation is disciplined to prevent leakage at every seam. The control limits are computed from healthy training data only, the context features are standardised by validation statistics alone, and the ground-truth trajectories supplied by the different operators are asserted identical before fusion, so any measured gain is attributable to the routing and not to a bookkeeping artefact.</w:t>
+        <w:t>Lead time and false alarms trade off against each other, so neither is meaningful in isolation. We therefore judge prognosis at a controlled operating point, reporting the detection recall attainable while holding the pre-onset false-alarm rate within a fixed budget β. This budgeted view, rather than raw forecasting error, is the criterion at which a prognostic system is deployed, and it is the operating regime the operator-augmented framework is designed to dominate.</w:t>
+      </w:r>
+    </w:p>
+    <w:p>
+      <w:pPr>
+        <w:pStyle w:val="2"/>
+      </w:pPr>
+      <w:r>
+        <w:t>3.4</w:t>
+        <w:tab/>
+        <w:t>Optimization Methodology</w:t>
+      </w:r>
+    </w:p>
+    <w:p>
+      <w:pPr/>
+      <w:r>
+        <w:t>Each operator is few-shot aligned in isolation by the objective of Eq. (7), initialised from the pretrained backbone. No additional training couples the operators, so each view remains a faithful, independently adapted forecaster of its own domain.</w:t>
+      </w:r>
+    </w:p>
+    <w:p>
+      <w:pPr/>
+      <w:r>
+        <w:t>The pipeline is disciplined to prevent leakage at every seam. The control limits are computed from healthy training data only, the instance-normalisation statistics are fit on the training window alone, and the ground-truth trajectories supplied by the different operators are asserted identical before fusion, so any measured effect is attributable to the operators and the union rule, not to a bookkeeping artefact.</w:t>
       </w:r>
     </w:p>
     <w:p>
@@ -4387,13 +4075,13 @@
     <w:p>
       <w:pPr/>
       <w:r>
-        <w:t>The complete pipeline assembles the preceding components into a single few-shot fault-prognosis procedure. Two aligned views of the target, raw and first-difference, are prepared over the same multivariate window. Each TSFM operator is few-shot aligned by Eq. (7), then run to produce window-aligned forecasts on both the validation and the test splits. Context features are extracted from every input window by Eq. (12), the gate is trained on the validation split by Eq. (19), and the learned routing is applied on the test split to fuse the operators through Eq. (14). The fused trajectory is finally mapped to an early-warning decision by the prognosis decision rule of Section 3.3, Eq. (15), from which the forecasting error and the budgeted prognostic quality are evaluated. Algorithm 1 states the procedure end to end.</w:t>
+        <w:t>The complete pipeline assembles the components into a single few-shot fault-prognosis procedure. Three views of the target, raw, first-difference, and second-difference, are prepared over the same multivariate window. The backbone is few-shot aligned by Eq. (7) and run to produce window-aligned forecasts for each view on the validation and test splits, with the difference views restored to the raw domain by Eqs. (11) and (13). Each operator's forecast is mapped to an alarm decision by Eq. (14), and the velocity and acceleration decisions are fused by the union rule of Eq. (18). The union decision is scored for lead time and false alarms by Eqs. (16) and (17), while forecasting error is evaluated per operator. Algorithm 1 states the procedure end to end.</w:t>
       </w:r>
     </w:p>
     <w:p>
       <w:pPr/>
       <w:r>
-        <w:t>Algorithm 1. Gate-based ensemble of TSFMs for few-shot fault prognosis.</w:t>
+        <w:t>Algorithm 1. Operator-augmented ensemble of TSFMs for few-shot fault prognosis.</w:t>
       </w:r>
     </w:p>
     <w:p>
@@ -4403,7 +4091,7 @@
           <w:rFonts w:ascii="Consolas" w:hAnsi="Consolas"/>
           <w:sz w:val="18"/>
         </w:rPr>
-        <w:t>Input : window stream {Xₜ}; target y; few-shot ratio ρ; pretrained TSFMs {θ₀⁽ⁱ⁾}</w:t>
+        <w:t>Input : window stream {Xₜ}; target y; few-shot ratio ρ; pretrained TSFM θ₀</w:t>
       </w:r>
     </w:p>
     <w:p>
@@ -4413,7 +4101,7 @@
           <w:rFonts w:ascii="Consolas" w:hAnsi="Consolas"/>
           <w:sz w:val="18"/>
         </w:rPr>
-        <w:t>Output: fused forecasts ŷ^gate and alarm decisions {Aₜ} on the test split</w:t>
+        <w:t>Output: union alarm decisions {Aₜᵁ} and per-operator forecasts on the test split</w:t>
       </w:r>
     </w:p>
     <w:p>
@@ -4443,7 +4131,7 @@
           <w:rFonts w:ascii="Consolas" w:hAnsi="Consolas"/>
           <w:sz w:val="18"/>
         </w:rPr>
-        <w:t>3  for each operator i in { Timer-XL-raw, Timer-XL-diff, Time-MoE, Sundial }:</w:t>
+        <w:t>3  few-shot align the backbone θ from θ₀ on the subset                   ▷ Eq. (7)</w:t>
       </w:r>
     </w:p>
     <w:p>
@@ -4453,7 +4141,7 @@
           <w:rFonts w:ascii="Consolas" w:hAnsi="Consolas"/>
           <w:sz w:val="18"/>
         </w:rPr>
-        <w:t>4       obtain θ⁽ⁱ⁾: few-shot align Timer-XL views from θ₀⁽ⁱ⁾, else use pretrained   ▷ Eq. (7)</w:t>
+        <w:t>4  for each view v in { raw, diff, diff2 }:</w:t>
       </w:r>
     </w:p>
     <w:p>
@@ -4463,7 +4151,7 @@
           <w:rFonts w:ascii="Consolas" w:hAnsi="Consolas"/>
           <w:sz w:val="18"/>
         </w:rPr>
-        <w:t>5       infer ŷ^{(i)} on validation and test (diff view restored)             ▷ Eq. (10), (11)</w:t>
+        <w:t>5       infer ŷ^(v) on validation and test; restore difference views   ▷ Eq. (10)-(13)</w:t>
       </w:r>
     </w:p>
     <w:p>
@@ -4473,7 +4161,7 @@
           <w:rFonts w:ascii="Consolas" w:hAnsi="Consolas"/>
           <w:sz w:val="18"/>
         </w:rPr>
-        <w:t>6  extract context features φ(X) on validation and test                    ▷ Eq. (12)</w:t>
+        <w:t>6  map each operator forecast to an alarm decision                       ▷ Eq. (14)</w:t>
       </w:r>
     </w:p>
     <w:p>
@@ -4483,7 +4171,7 @@
           <w:rFonts w:ascii="Consolas" w:hAnsi="Consolas"/>
           <w:sz w:val="18"/>
         </w:rPr>
-        <w:t>7  train gate g_ψ on validation with operators frozen                      ▷ Eq. (13), (19)</w:t>
+        <w:t>7  fuse the diff and diff2 decisions by the union rule                   ▷ Eq. (18)</w:t>
       </w:r>
     </w:p>
     <w:p>
@@ -4493,7 +4181,7 @@
           <w:rFonts w:ascii="Consolas" w:hAnsi="Consolas"/>
           <w:sz w:val="18"/>
         </w:rPr>
-        <w:t>8  fuse operators on test by per-horizon routing                            ▷ Eq. (14)</w:t>
+        <w:t>8  score the union decisions for lead time and preFAR                    ▷ Eq. (16), (17)</w:t>
       </w:r>
     </w:p>
     <w:p>
@@ -4503,17 +4191,7 @@
           <w:rFonts w:ascii="Consolas" w:hAnsi="Consolas"/>
           <w:sz w:val="18"/>
         </w:rPr>
-        <w:t>9  map fused forecast to alarms, lead times and preFAR                      ▷ Eq. (15)–(18)</w:t>
-      </w:r>
-    </w:p>
-    <w:p>
-      <w:pPr/>
-      <w:r>
-        <w:rPr>
-          <w:rFonts w:ascii="Consolas" w:hAnsi="Consolas"/>
-          <w:sz w:val="18"/>
-        </w:rPr>
-        <w:t>10 return ŷ^gate, {Aₜ}</w:t>
+        <w:t>9  return union decisions {Aₜᵁ} and per-operator forecasts</w:t>
       </w:r>
     </w:p>
     <w:sectPr>
